--- a/backend/app/outputs/templates/mdt_zapis.docx
+++ b/backend/app/outputs/templates/mdt_zapis.docx
@@ -1350,7 +1350,7 @@
           <w:b/>
           <w:sz w:val="26"/>
         </w:rPr>
-        <w:t>Příloha A – Nesrovnalosti a chybějící údaje (stav k MDT)</w:t>
+        <w:t>Příloha A – Nesrovnalosti v dokumentaci (stav k MDT)</w:t>
       </w:r>
     </w:p>
     <w:p>
@@ -1374,7 +1374,7 @@
           <w:b/>
           <w:sz w:val="26"/>
         </w:rPr>
-        <w:t>Příloha B – Dokumenty nezahrnuté do podkladu (po MDT)</w:t>
+        <w:t>Příloha B – Dokumenty nezahrnuté do podkladu</w:t>
       </w:r>
     </w:p>
     <w:p>
@@ -1441,6 +1441,7 @@
       </w:r>
     </w:p>
     <w:sectPr>
+      <w:headerReference w:type="default" r:id="rId7"/>
       <w:pgSz w:w="11906" w:h="16838"/>
       <w:pgMar w:top="1000" w:right="1440" w:bottom="900" w:left="1440" w:header="708" w:footer="708" w:gutter="0"/>
       <w:cols w:space="708"/>
@@ -1448,6 +1449,19 @@
     </w:sectPr>
   </w:body>
 </w:document>
+</file>
+
+<file path=word/header1.xml><?xml version="1.0" encoding="utf-8"?>
+<w:hdr xmlns:m="http://schemas.openxmlformats.org/officeDocument/2006/math" xmlns:mc="http://schemas.openxmlformats.org/markup-compatibility/2006" xmlns:mo="http://schemas.microsoft.com/office/mac/office/2008/main" xmlns:mv="urn:schemas-microsoft-com:mac:vml" xmlns:o="urn:schemas-microsoft-com:office:office" xmlns:r="http://schemas.openxmlformats.org/officeDocument/2006/relationships" xmlns:v="urn:schemas-microsoft-com:vml" xmlns:w10="urn:schemas-microsoft-com:office:word" xmlns:w14="http://schemas.microsoft.com/office/word/2010/wordml" xmlns:w="http://schemas.openxmlformats.org/wordprocessingml/2006/main" xmlns:wne="http://schemas.microsoft.com/office/word/2006/wordml" xmlns:wp14="http://schemas.microsoft.com/office/word/2010/wordprocessingDrawing" xmlns:wp="http://schemas.openxmlformats.org/drawingml/2006/wordprocessingDrawing" xmlns:wpc="http://schemas.microsoft.com/office/word/2010/wordprocessingCanvas" xmlns:wpg="http://schemas.microsoft.com/office/word/2010/wordprocessingGroup" xmlns:wpi="http://schemas.microsoft.com/office/word/2010/wordprocessingInk" xmlns:wps="http://schemas.microsoft.com/office/word/2010/wordprocessingShape" mc:Ignorable="w14 wp14">
+  <w:p>
+    <w:pPr>
+      <w:pStyle w:val="Header"/>
+    </w:pPr>
+    <w:r>
+      <w:t>{{r page_banner }}</w:t>
+    </w:r>
+  </w:p>
+</w:hdr>
 </file>
 
 <file path=word/numbering.xml><?xml version="1.0" encoding="utf-8"?>

--- a/backend/app/outputs/templates/mdt_zapis.docx
+++ b/backend/app/outputs/templates/mdt_zapis.docx
@@ -1238,7 +1238,11 @@
               <w:right w:w="140" w:type="dxa"/>
             </w:tcMar>
           </w:tcPr>
-          <w:p/>
+          <w:p>
+            <w:r>
+              <w:t>{{ conclusion_text }}</w:t>
+            </w:r>
+          </w:p>
         </w:tc>
       </w:tr>
     </w:tbl>
